--- a/Отчет_лабораторная_работа_1_цветовые_модели.docx
+++ b/Отчет_лабораторная_работа_1_цветовые_модели.docx
@@ -21,6 +21,23 @@
       <w:r>
         <w:t>Преобразование RGB CMYK HSV и HLS</w:t>
       </w:r>
+    </w:p>
+    <w:p>
+      <w:pPr>
+        <w:spacing w:after="100"/>
+      </w:pPr>
+      <w:r>
+        <w:t xml:space="preserve">Репозиторий проекта: </w:t>
+      </w:r>
+      <w:hyperlink r:id="rId16">
+        <w:r>
+          <w:rPr>
+            <w:color w:val="0563C1"/>
+            <w:u w:val="single"/>
+          </w:rPr>
+          <w:t>https://github.com/SashukKeshuk777/color-lab</w:t>
+        </w:r>
+      </w:hyperlink>
     </w:p>
     <w:p>
       <w:pPr>

--- a/Отчет_лабораторная_работа_1_цветовые_модели.docx
+++ b/Отчет_лабораторная_работа_1_цветовые_модели.docx
@@ -38,17 +38,6 @@
           <w:t>https://github.com/SashukKeshuk777/color-lab</w:t>
         </w:r>
       </w:hyperlink>
-    </w:p>
-    <w:p>
-      <w:pPr>
-        <w:spacing w:after="240"/>
-        <w:jc w:val="right"/>
-      </w:pPr>
-      <w:r>
-        <w:t>Выполнил: ____________________</w:t>
-        <w:br/>
-        <w:t>Группа: ____________</w:t>
-      </w:r>
     </w:p>
     <w:p>
       <w:pPr/>
